--- a/testakten/sanierungsgewinn-insolvenzplan-grossbach-druckguss-erfurt-2026/17_szenario_a_kein_steuerlicher_sanierungsgewinn_durch_3a_iii.docx
+++ b/testakten/sanierungsgewinn-insolvenzplan-grossbach-druckguss-erfurt-2026/17_szenario_a_kein_steuerlicher_sanierungsgewinn_durch_3a_iii.docx
@@ -5,10 +5,13 @@
     <w:p>
       <w:pPr>
         <w:pStyle w:val="Heading1"/>
+        <w:spacing w:after="160" w:line="259" w:lineRule="auto"/>
       </w:pPr>
       <w:r>
         <w:rPr>
           <w:rFonts w:ascii="Times New Roman" w:hAnsi="Times New Roman"/>
+          <w:b/>
+          <w:sz w:val="28"/>
         </w:rPr>
         <w:t>17 Szenario A — Kein steuerlicher Sanierungsgewinn nach § 3a III EStG</w:t>
       </w:r>
@@ -16,16 +19,20 @@
     <w:p>
       <w:pPr>
         <w:pStyle w:val="Heading2"/>
+        <w:spacing w:before="120" w:after="60" w:line="259" w:lineRule="auto"/>
       </w:pPr>
       <w:r>
         <w:rPr>
           <w:rFonts w:ascii="Times New Roman" w:hAnsi="Times New Roman"/>
+          <w:b/>
+          <w:sz w:val="22"/>
         </w:rPr>
         <w:t>Hypothese</w:t>
       </w:r>
     </w:p>
     <w:p>
       <w:pPr>
+        <w:spacing w:line="259" w:lineRule="auto" w:after="60"/>
         <w:jc w:val="left"/>
       </w:pPr>
       <w:r>
@@ -34,6 +41,7 @@
     </w:p>
     <w:p>
       <w:pPr>
+        <w:spacing w:line="259" w:lineRule="auto" w:after="60"/>
         <w:jc w:val="left"/>
       </w:pPr>
       <w:r>
@@ -61,16 +69,20 @@
     <w:p>
       <w:pPr>
         <w:pStyle w:val="Heading2"/>
+        <w:spacing w:before="120" w:after="60" w:line="259" w:lineRule="auto"/>
       </w:pPr>
       <w:r>
         <w:rPr>
           <w:rFonts w:ascii="Times New Roman" w:hAnsi="Times New Roman"/>
+          <w:b/>
+          <w:sz w:val="22"/>
         </w:rPr>
         <w:t>I. Modellfall (zur Illustration)</w:t>
       </w:r>
     </w:p>
     <w:p>
       <w:pPr>
+        <w:spacing w:line="259" w:lineRule="auto" w:after="60"/>
         <w:jc w:val="left"/>
       </w:pPr>
       <w:r>
@@ -86,10 +98,13 @@
     <w:p>
       <w:pPr>
         <w:pStyle w:val="Heading3"/>
+        <w:spacing w:before="120" w:after="60" w:line="259" w:lineRule="auto"/>
       </w:pPr>
       <w:r>
         <w:rPr>
           <w:rFonts w:ascii="Times New Roman" w:hAnsi="Times New Roman"/>
+          <w:b/>
+          <w:sz w:val="22"/>
         </w:rPr>
         <w:t>Verrechnungsmatrix § 3a Abs. 3 EStG</w:t>
       </w:r>
@@ -464,10 +479,13 @@
     <w:p>
       <w:pPr>
         <w:pStyle w:val="Heading3"/>
+        <w:spacing w:before="120" w:after="60" w:line="259" w:lineRule="auto"/>
       </w:pPr>
       <w:r>
         <w:rPr>
           <w:rFonts w:ascii="Times New Roman" w:hAnsi="Times New Roman"/>
+          <w:b/>
+          <w:sz w:val="22"/>
         </w:rPr>
         <w:t>Verbrauch Verlustvortrag</w:t>
       </w:r>
@@ -610,6 +628,7 @@
     <w:p>
       <w:pPr>
         <w:pStyle w:val="Heading3"/>
+        <w:spacing w:line="259" w:lineRule="auto" w:after="60"/>
       </w:pPr>
       <w:r>
         <w:rPr>
@@ -621,6 +640,7 @@
     <w:p>
       <w:pPr>
         <w:pStyle w:val="ListBullet"/>
+        <w:spacing w:line="259" w:lineRule="auto" w:after="60"/>
       </w:pPr>
       <w:r>
         <w:rPr>
@@ -635,6 +655,7 @@
     <w:p>
       <w:pPr>
         <w:pStyle w:val="ListBullet"/>
+        <w:spacing w:line="259" w:lineRule="auto" w:after="60"/>
       </w:pPr>
       <w:r>
         <w:rPr>
@@ -667,6 +688,7 @@
     <w:p>
       <w:pPr>
         <w:pStyle w:val="ListBullet"/>
+        <w:spacing w:line="259" w:lineRule="auto" w:after="60"/>
       </w:pPr>
       <w:r>
         <w:rPr>
@@ -681,6 +703,7 @@
     <w:p>
       <w:pPr>
         <w:pStyle w:val="Heading2"/>
+        <w:spacing w:line="259" w:lineRule="auto" w:after="60"/>
       </w:pPr>
       <w:r>
         <w:rPr>
@@ -692,6 +715,7 @@
     <w:p>
       <w:pPr>
         <w:pStyle w:val="Heading3"/>
+        <w:spacing w:line="259" w:lineRule="auto" w:after="60"/>
       </w:pPr>
       <w:r>
         <w:rPr>
@@ -837,6 +861,7 @@
     </w:tbl>
     <w:p>
       <w:pPr>
+        <w:spacing w:line="259" w:lineRule="auto" w:after="60"/>
         <w:jc w:val="left"/>
       </w:pPr>
       <w:r>
@@ -855,6 +880,7 @@
     <w:p>
       <w:pPr>
         <w:pStyle w:val="Heading3"/>
+        <w:spacing w:line="259" w:lineRule="auto" w:after="60"/>
       </w:pPr>
       <w:r>
         <w:rPr>
@@ -865,6 +891,7 @@
     </w:p>
     <w:p>
       <w:pPr>
+        <w:spacing w:line="259" w:lineRule="auto" w:after="60"/>
         <w:jc w:val="left"/>
       </w:pPr>
       <w:r>
@@ -874,6 +901,7 @@
     <w:p>
       <w:pPr>
         <w:pStyle w:val="ListBullet"/>
+        <w:spacing w:line="259" w:lineRule="auto" w:after="60"/>
       </w:pPr>
       <w:r>
         <w:t>Keine Steuerbefreiung nach § 3a Abs. 1 EStG nötig.</w:t>
@@ -882,6 +910,7 @@
     <w:p>
       <w:pPr>
         <w:pStyle w:val="ListBullet"/>
+        <w:spacing w:line="259" w:lineRule="auto" w:after="60"/>
       </w:pPr>
       <w:r>
         <w:t>KSt 2026 auf Sanierungsertrag = 0.</w:t>
@@ -890,6 +919,7 @@
     <w:p>
       <w:pPr>
         <w:pStyle w:val="ListBullet"/>
+        <w:spacing w:line="259" w:lineRule="auto" w:after="60"/>
       </w:pPr>
       <w:r>
         <w:t>Verbleibender Verlustvortrag für Folgejahre = 2 Mio EUR.</w:t>
@@ -898,6 +928,7 @@
     <w:p>
       <w:pPr>
         <w:pStyle w:val="Heading3"/>
+        <w:spacing w:line="259" w:lineRule="auto" w:after="60"/>
       </w:pPr>
       <w:r>
         <w:rPr>
@@ -908,6 +939,7 @@
     </w:p>
     <w:p>
       <w:pPr>
+        <w:spacing w:line="259" w:lineRule="auto" w:after="60"/>
         <w:jc w:val="left"/>
       </w:pPr>
       <w:r>
@@ -917,6 +949,7 @@
     <w:p>
       <w:pPr>
         <w:pStyle w:val="ListBullet"/>
+        <w:spacing w:line="259" w:lineRule="auto" w:after="60"/>
       </w:pPr>
       <w:r>
         <w:t>Verlustvortrag KSt (auf GmbH-Ebene) und</w:t>
@@ -925,6 +958,7 @@
     <w:p>
       <w:pPr>
         <w:pStyle w:val="ListBullet"/>
+        <w:spacing w:line="259" w:lineRule="auto" w:after="60"/>
       </w:pPr>
       <w:r>
         <w:t>Verlustvortrag GewSt (auf KG-Ebene)</w:t>
@@ -932,6 +966,7 @@
     </w:p>
     <w:p>
       <w:pPr>
+        <w:spacing w:line="259" w:lineRule="auto" w:after="60"/>
         <w:jc w:val="left"/>
       </w:pPr>
       <w:r>
@@ -940,6 +975,7 @@
     </w:p>
     <w:p>
       <w:pPr>
+        <w:spacing w:line="259" w:lineRule="auto" w:after="60"/>
         <w:jc w:val="left"/>
       </w:pPr>
       <w:r>
@@ -949,6 +985,7 @@
     <w:p>
       <w:pPr>
         <w:pStyle w:val="Heading2"/>
+        <w:spacing w:line="259" w:lineRule="auto" w:after="60"/>
       </w:pPr>
       <w:r>
         <w:rPr>
@@ -960,6 +997,7 @@
     <w:p>
       <w:pPr>
         <w:pStyle w:val="ListBullet"/>
+        <w:spacing w:line="259" w:lineRule="auto" w:after="60"/>
       </w:pPr>
       <w:r>
         <w:rPr>
@@ -974,6 +1012,7 @@
     <w:p>
       <w:pPr>
         <w:pStyle w:val="ListBullet"/>
+        <w:spacing w:line="259" w:lineRule="auto" w:after="60"/>
       </w:pPr>
       <w:r>
         <w:rPr>
@@ -988,6 +1027,7 @@
     <w:p>
       <w:pPr>
         <w:pStyle w:val="Heading2"/>
+        <w:spacing w:line="259" w:lineRule="auto" w:after="60"/>
       </w:pPr>
       <w:r>
         <w:rPr>
@@ -1278,6 +1318,7 @@
     <w:p>
       <w:pPr>
         <w:pStyle w:val="Heading2"/>
+        <w:spacing w:line="259" w:lineRule="auto" w:after="60"/>
       </w:pPr>
       <w:r>
         <w:rPr>
@@ -1288,6 +1329,7 @@
     </w:p>
     <w:p>
       <w:pPr>
+        <w:spacing w:line="259" w:lineRule="auto" w:after="60"/>
         <w:jc w:val="left"/>
       </w:pPr>
       <w:r>
@@ -1305,6 +1347,7 @@
     </w:p>
     <w:p>
       <w:pPr>
+        <w:spacing w:line="259" w:lineRule="auto" w:after="60"/>
         <w:jc w:val="left"/>
       </w:pPr>
       <w:r>
@@ -1312,13 +1355,58 @@
       </w:r>
     </w:p>
     <w:sectPr>
+      <w:headerReference w:type="default" r:id="rId9"/>
+      <w:footerReference w:type="default" r:id="rId10"/>
       <w:pgSz w:w="11906" w:h="16838"/>
-      <w:pgMar w:top="1417" w:right="1417" w:bottom="1417" w:left="1417" w:header="720" w:footer="720" w:gutter="0"/>
+      <w:pgMar w:top="1191" w:right="1247" w:bottom="1134" w:left="1361" w:header="720" w:footer="720" w:gutter="0"/>
       <w:cols w:space="720"/>
       <w:docGrid w:linePitch="360"/>
     </w:sectPr>
   </w:body>
 </w:document>
+</file>
+
+<file path=word/footer1.xml><?xml version="1.0" encoding="utf-8"?>
+<w:ftr xmlns:m="http://schemas.openxmlformats.org/officeDocument/2006/math" xmlns:mc="http://schemas.openxmlformats.org/markup-compatibility/2006" xmlns:mo="http://schemas.microsoft.com/office/mac/office/2008/main" xmlns:mv="urn:schemas-microsoft-com:mac:vml" xmlns:o="urn:schemas-microsoft-com:office:office" xmlns:r="http://schemas.openxmlformats.org/officeDocument/2006/relationships" xmlns:v="urn:schemas-microsoft-com:vml" xmlns:w10="urn:schemas-microsoft-com:office:word" xmlns:w14="http://schemas.microsoft.com/office/word/2010/wordml" xmlns:w="http://schemas.openxmlformats.org/wordprocessingml/2006/main" xmlns:wne="http://schemas.microsoft.com/office/word/2006/wordml" xmlns:wp14="http://schemas.microsoft.com/office/word/2010/wordprocessingDrawing" xmlns:wp="http://schemas.openxmlformats.org/drawingml/2006/wordprocessingDrawing" xmlns:wpc="http://schemas.microsoft.com/office/word/2010/wordprocessingCanvas" xmlns:wpg="http://schemas.microsoft.com/office/word/2010/wordprocessingGroup" xmlns:wpi="http://schemas.microsoft.com/office/word/2010/wordprocessingInk" xmlns:wps="http://schemas.microsoft.com/office/word/2010/wordprocessingShape" mc:Ignorable="w14 wp14">
+  <w:p>
+    <w:pPr>
+      <w:pStyle w:val="Footer"/>
+      <w:jc w:val="left"/>
+    </w:pPr>
+    <w:r/>
+    <w:r>
+      <w:rPr>
+        <w:rFonts w:ascii="Times New Roman" w:hAnsi="Times New Roman"/>
+        <w:b w:val="0"/>
+        <w:color w:val="777777"/>
+        <w:sz w:val="17"/>
+      </w:rPr>
+      <w:t>Vertraulich | Bearbeitungsstand Juli 2026 | nur zur Aktenbearbeitung</w:t>
+    </w:r>
+  </w:p>
+</w:ftr>
+</file>
+
+<file path=word/header1.xml><?xml version="1.0" encoding="utf-8"?>
+<w:hdr xmlns:m="http://schemas.openxmlformats.org/officeDocument/2006/math" xmlns:mc="http://schemas.openxmlformats.org/markup-compatibility/2006" xmlns:mo="http://schemas.microsoft.com/office/mac/office/2008/main" xmlns:mv="urn:schemas-microsoft-com:mac:vml" xmlns:o="urn:schemas-microsoft-com:office:office" xmlns:r="http://schemas.openxmlformats.org/officeDocument/2006/relationships" xmlns:v="urn:schemas-microsoft-com:vml" xmlns:w10="urn:schemas-microsoft-com:office:word" xmlns:w14="http://schemas.microsoft.com/office/word/2010/wordml" xmlns:w="http://schemas.openxmlformats.org/wordprocessingml/2006/main" xmlns:wne="http://schemas.microsoft.com/office/word/2006/wordml" xmlns:wp14="http://schemas.microsoft.com/office/word/2010/wordprocessingDrawing" xmlns:wp="http://schemas.openxmlformats.org/drawingml/2006/wordprocessingDrawing" xmlns:wpc="http://schemas.microsoft.com/office/word/2010/wordprocessingCanvas" xmlns:wpg="http://schemas.microsoft.com/office/word/2010/wordprocessingGroup" xmlns:wpi="http://schemas.microsoft.com/office/word/2010/wordprocessingInk" xmlns:wps="http://schemas.microsoft.com/office/word/2010/wordprocessingShape" mc:Ignorable="w14 wp14">
+  <w:p>
+    <w:pPr>
+      <w:pStyle w:val="Header"/>
+      <w:jc w:val="left"/>
+    </w:pPr>
+    <w:r/>
+    <w:r>
+      <w:rPr>
+        <w:rFonts w:ascii="Times New Roman" w:hAnsi="Times New Roman"/>
+        <w:b w:val="0"/>
+        <w:i w:val="0"/>
+        <w:color w:val="666666"/>
+        <w:sz w:val="17"/>
+      </w:rPr>
+      <w:t>Lindenhof und Partner mbB | Insolvenz- und Restrukturierungsakte | Bearbeitungsstand Juli 2026</w:t>
+    </w:r>
+  </w:p>
+</w:hdr>
 </file>
 
 <file path=word/numbering.xml><?xml version="1.0" encoding="utf-8"?>
@@ -2035,11 +2123,12 @@
       <w:contextualSpacing/>
     </w:pPr>
     <w:rPr>
-      <w:rFonts w:asciiTheme="majorHAnsi" w:eastAsiaTheme="majorEastAsia" w:hAnsiTheme="majorHAnsi" w:cstheme="majorBidi"/>
+      <w:rFonts w:asciiTheme="majorHAnsi" w:eastAsiaTheme="majorEastAsia" w:hAnsiTheme="majorHAnsi" w:cstheme="majorBidi" w:ascii="Times New Roman" w:hAnsi="Times New Roman"/>
+      <w:b/>
       <w:color w:val="17365D" w:themeColor="text2" w:themeShade="BF"/>
       <w:spacing w:val="5"/>
       <w:kern w:val="28"/>
-      <w:sz w:val="52"/>
+      <w:sz w:val="30"/>
       <w:szCs w:val="52"/>
     </w:rPr>
   </w:style>
